--- a/Term-9/Software development technologies/Lab04/Review.docx
+++ b/Term-9/Software development technologies/Lab04/Review.docx
@@ -153,7 +153,25 @@
                 <w:bCs/>
                 <w:lang w:eastAsia="ru-RU"/>
               </w:rPr>
-              <w:t>Министерство науки и высшего образования Российской Федерации Федеральное государственное бюджетное образовательное учреждение высшего образования</w:t>
+              <w:t xml:space="preserve">Министерство науки и высшего образования Российской Федерации Федеральное государственное </w:t>
+            </w:r>
+            <w:r>
+              <w:rPr>
+                <w:rFonts w:ascii="Times New Roman" w:eastAsia="Times New Roman" w:hAnsi="Times New Roman" w:cs="Times New Roman"/>
+                <w:b/>
+                <w:bCs/>
+                <w:lang w:eastAsia="ru-RU"/>
+              </w:rPr>
+              <w:t>автономное</w:t>
+            </w:r>
+            <w:r>
+              <w:rPr>
+                <w:rFonts w:ascii="Times New Roman" w:eastAsia="Times New Roman" w:hAnsi="Times New Roman" w:cs="Times New Roman"/>
+                <w:b/>
+                <w:bCs/>
+                <w:lang w:eastAsia="ru-RU"/>
+              </w:rPr>
+              <w:t xml:space="preserve"> образовательное учреждение высшего образования</w:t>
             </w:r>
             <w:r>
               <w:rPr>
@@ -1302,6 +1320,7 @@
       <w:r>
         <w:rPr>
           <w:rFonts w:ascii="Times New Roman" w:hAnsi="Times New Roman" w:cs="Times New Roman"/>
+          <w:noProof/>
           <w:sz w:val="28"/>
           <w:szCs w:val="28"/>
         </w:rPr>
@@ -1619,6 +1638,7 @@
       <w:r>
         <w:rPr>
           <w:rFonts w:ascii="Times New Roman" w:hAnsi="Times New Roman" w:cs="Times New Roman"/>
+          <w:noProof/>
           <w:sz w:val="28"/>
           <w:szCs w:val="28"/>
         </w:rPr>
@@ -2267,6 +2287,7 @@
       <w:r>
         <w:rPr>
           <w:rFonts w:ascii="Times New Roman" w:hAnsi="Times New Roman" w:cs="Times New Roman"/>
+          <w:noProof/>
           <w:sz w:val="28"/>
           <w:szCs w:val="28"/>
         </w:rPr>
@@ -2371,6 +2392,7 @@
       <w:r>
         <w:rPr>
           <w:rFonts w:ascii="Times New Roman" w:hAnsi="Times New Roman" w:cs="Times New Roman"/>
+          <w:noProof/>
           <w:sz w:val="28"/>
           <w:szCs w:val="28"/>
         </w:rPr>
@@ -2521,6 +2543,7 @@
       <w:r>
         <w:rPr>
           <w:rFonts w:ascii="Times New Roman" w:hAnsi="Times New Roman" w:cs="Times New Roman"/>
+          <w:noProof/>
           <w:sz w:val="28"/>
           <w:szCs w:val="28"/>
         </w:rPr>
@@ -2786,8 +2809,52 @@
     </w:p>
     <w:p>
       <w:pPr>
-        <w:jc w:val="center"/>
-      </w:pPr>
+        <w:pStyle w:val="1"/>
+        <w:ind w:firstLine="360"/>
+        <w:rPr>
+          <w:rFonts w:ascii="Times New Roman" w:hAnsi="Times New Roman" w:cs="Times New Roman"/>
+          <w:b/>
+          <w:bCs/>
+          <w:color w:val="auto"/>
+          <w:sz w:val="32"/>
+          <w:szCs w:val="32"/>
+        </w:rPr>
+      </w:pPr>
+      <w:r>
+        <w:rPr>
+          <w:rFonts w:ascii="Times New Roman" w:hAnsi="Times New Roman" w:cs="Times New Roman"/>
+          <w:b/>
+          <w:bCs/>
+          <w:color w:val="auto"/>
+          <w:sz w:val="32"/>
+          <w:szCs w:val="32"/>
+        </w:rPr>
+        <w:t>Список литературы</w:t>
+      </w:r>
+    </w:p>
+    <w:p>
+      <w:pPr>
+        <w:pStyle w:val="a7"/>
+        <w:numPr>
+          <w:ilvl w:val="0"/>
+          <w:numId w:val="3"/>
+        </w:numPr>
+        <w:rPr>
+          <w:lang w:val="en-US"/>
+        </w:rPr>
+      </w:pPr>
+      <w:r>
+        <w:rPr>
+          <w:lang w:val="en-US"/>
+        </w:rPr>
+        <w:t xml:space="preserve">RUP. </w:t>
+      </w:r>
+      <w:r>
+        <w:rPr>
+          <w:lang w:val="en-US"/>
+        </w:rPr>
+        <w:t>https://e-learning.bmstu.ru/iu5/mod/folder/view.php?id=434</w:t>
+      </w:r>
     </w:p>
     <w:sectPr>
       <w:pgSz w:w="11906" w:h="16838"/>
@@ -2802,6 +2869,95 @@
 <file path=word/numbering.xml><?xml version="1.0" encoding="utf-8"?>
 <w:numbering xmlns:wpc="http://schemas.microsoft.com/office/word/2010/wordprocessingCanvas" xmlns:cx="http://schemas.microsoft.com/office/drawing/2014/chartex" xmlns:cx1="http://schemas.microsoft.com/office/drawing/2015/9/8/chartex" xmlns:cx2="http://schemas.microsoft.com/office/drawing/2015/10/21/chartex" xmlns:cx3="http://schemas.microsoft.com/office/drawing/2016/5/9/chartex" xmlns:cx4="http://schemas.microsoft.com/office/drawing/2016/5/10/chartex" xmlns:cx5="http://schemas.microsoft.com/office/drawing/2016/5/11/chartex" xmlns:cx6="http://schemas.microsoft.com/office/drawing/2016/5/12/chartex" xmlns:cx7="http://schemas.microsoft.com/office/drawing/2016/5/13/chartex" xmlns:cx8="http://schemas.microsoft.com/office/drawing/2016/5/14/chartex" xmlns:mc="http://schemas.openxmlformats.org/markup-compatibility/2006" xmlns:aink="http://schemas.microsoft.com/office/drawing/2016/ink" xmlns:am3d="http://schemas.microsoft.com/office/drawing/2017/model3d" xmlns:o="urn:schemas-microsoft-com:office:office" xmlns:oel="http://schemas.microsoft.com/office/2019/extlst" xmlns:r="http://schemas.openxmlformats.org/officeDocument/2006/relationships" xmlns:m="http://schemas.openxmlformats.org/officeDocument/2006/math" xmlns:v="urn:schemas-microsoft-com:vml" xmlns:wp14="http://schemas.microsoft.com/office/word/2010/wordprocessingDrawing" xmlns:wp="http://schemas.openxmlformats.org/drawingml/2006/wordprocessingDrawing" xmlns:w10="urn:schemas-microsoft-com:office:word" xmlns:w="http://schemas.openxmlformats.org/wordprocessingml/2006/main" xmlns:w14="http://schemas.microsoft.com/office/word/2010/wordml" xmlns:w15="http://schemas.microsoft.com/office/word/2012/wordml" xmlns:w16cex="http://schemas.microsoft.com/office/word/2018/wordml/cex" xmlns:w16cid="http://schemas.microsoft.com/office/word/2016/wordml/cid" xmlns:w16="http://schemas.microsoft.com/office/word/2018/wordml" xmlns:w16du="http://schemas.microsoft.com/office/word/2023/wordml/word16du" xmlns:w16sdtdh="http://schemas.microsoft.com/office/word/2020/wordml/sdtdatahash" xmlns:w16sdtfl="http://schemas.microsoft.com/office/word/2024/wordml/sdtformatlock" xmlns:w16se="http://schemas.microsoft.com/office/word/2015/wordml/symex" xmlns:wpg="http://schemas.microsoft.com/office/word/2010/wordprocessingGroup" xmlns:wpi="http://schemas.microsoft.com/office/word/2010/wordprocessingInk" xmlns:wne="http://schemas.microsoft.com/office/word/2006/wordml" xmlns:wps="http://schemas.microsoft.com/office/word/2010/wordprocessingShape" mc:Ignorable="w14 w15 w16se w16cid w16 w16cex w16sdtdh w16sdtfl w16du wp14">
   <w:abstractNum w:abstractNumId="0" w15:restartNumberingAfterBreak="0">
+    <w:nsid w:val="079B679C"/>
+    <w:multiLevelType w:val="hybridMultilevel"/>
+    <w:tmpl w:val="F2786A54"/>
+    <w:lvl w:ilvl="0" w:tplc="0419000F">
+      <w:start w:val="1"/>
+      <w:numFmt w:val="decimal"/>
+      <w:lvlText w:val="%1."/>
+      <w:lvlJc w:val="left"/>
+      <w:pPr>
+        <w:ind w:left="720" w:hanging="360"/>
+      </w:pPr>
+      <w:rPr>
+        <w:rFonts w:hint="default"/>
+      </w:rPr>
+    </w:lvl>
+    <w:lvl w:ilvl="1" w:tplc="04190019" w:tentative="1">
+      <w:start w:val="1"/>
+      <w:numFmt w:val="lowerLetter"/>
+      <w:lvlText w:val="%2."/>
+      <w:lvlJc w:val="left"/>
+      <w:pPr>
+        <w:ind w:left="1440" w:hanging="360"/>
+      </w:pPr>
+    </w:lvl>
+    <w:lvl w:ilvl="2" w:tplc="0419001B" w:tentative="1">
+      <w:start w:val="1"/>
+      <w:numFmt w:val="lowerRoman"/>
+      <w:lvlText w:val="%3."/>
+      <w:lvlJc w:val="right"/>
+      <w:pPr>
+        <w:ind w:left="2160" w:hanging="180"/>
+      </w:pPr>
+    </w:lvl>
+    <w:lvl w:ilvl="3" w:tplc="0419000F" w:tentative="1">
+      <w:start w:val="1"/>
+      <w:numFmt w:val="decimal"/>
+      <w:lvlText w:val="%4."/>
+      <w:lvlJc w:val="left"/>
+      <w:pPr>
+        <w:ind w:left="2880" w:hanging="360"/>
+      </w:pPr>
+    </w:lvl>
+    <w:lvl w:ilvl="4" w:tplc="04190019" w:tentative="1">
+      <w:start w:val="1"/>
+      <w:numFmt w:val="lowerLetter"/>
+      <w:lvlText w:val="%5."/>
+      <w:lvlJc w:val="left"/>
+      <w:pPr>
+        <w:ind w:left="3600" w:hanging="360"/>
+      </w:pPr>
+    </w:lvl>
+    <w:lvl w:ilvl="5" w:tplc="0419001B" w:tentative="1">
+      <w:start w:val="1"/>
+      <w:numFmt w:val="lowerRoman"/>
+      <w:lvlText w:val="%6."/>
+      <w:lvlJc w:val="right"/>
+      <w:pPr>
+        <w:ind w:left="4320" w:hanging="180"/>
+      </w:pPr>
+    </w:lvl>
+    <w:lvl w:ilvl="6" w:tplc="0419000F" w:tentative="1">
+      <w:start w:val="1"/>
+      <w:numFmt w:val="decimal"/>
+      <w:lvlText w:val="%7."/>
+      <w:lvlJc w:val="left"/>
+      <w:pPr>
+        <w:ind w:left="5040" w:hanging="360"/>
+      </w:pPr>
+    </w:lvl>
+    <w:lvl w:ilvl="7" w:tplc="04190019" w:tentative="1">
+      <w:start w:val="1"/>
+      <w:numFmt w:val="lowerLetter"/>
+      <w:lvlText w:val="%8."/>
+      <w:lvlJc w:val="left"/>
+      <w:pPr>
+        <w:ind w:left="5760" w:hanging="360"/>
+      </w:pPr>
+    </w:lvl>
+    <w:lvl w:ilvl="8" w:tplc="0419001B" w:tentative="1">
+      <w:start w:val="1"/>
+      <w:numFmt w:val="lowerRoman"/>
+      <w:lvlText w:val="%9."/>
+      <w:lvlJc w:val="right"/>
+      <w:pPr>
+        <w:ind w:left="6480" w:hanging="180"/>
+      </w:pPr>
+    </w:lvl>
+  </w:abstractNum>
+  <w:abstractNum w:abstractNumId="1" w15:restartNumberingAfterBreak="0">
     <w:nsid w:val="0D176B1D"/>
     <w:multiLevelType w:val="hybridMultilevel"/>
     <w:tmpl w:val="BA6E9814"/>
@@ -2914,7 +3070,7 @@
       </w:rPr>
     </w:lvl>
   </w:abstractNum>
-  <w:abstractNum w:abstractNumId="1" w15:restartNumberingAfterBreak="0">
+  <w:abstractNum w:abstractNumId="2" w15:restartNumberingAfterBreak="0">
     <w:nsid w:val="50784EC7"/>
     <w:multiLevelType w:val="hybridMultilevel"/>
     <w:tmpl w:val="C1B27CFC"/>
@@ -3001,9 +3157,12 @@
     </w:lvl>
   </w:abstractNum>
   <w:num w:numId="1" w16cid:durableId="355740470">
+    <w:abstractNumId w:val="2"/>
+  </w:num>
+  <w:num w:numId="2" w16cid:durableId="268247030">
     <w:abstractNumId w:val="1"/>
   </w:num>
-  <w:num w:numId="2" w16cid:durableId="268247030">
+  <w:num w:numId="3" w16cid:durableId="1616057387">
     <w:abstractNumId w:val="0"/>
   </w:num>
 </w:numbering>
